--- a/conteudo-assistente/Orientacoes das Tabulacoes.docx
+++ b/conteudo-assistente/Orientacoes das Tabulacoes.docx
@@ -41,7 +41,7 @@
           <w:pgNumType w:start="1"/>
         </w:sectPr>
       </w:pPr>
-      <w:bookmarkStart w:colFirst="0" w:colLast="0" w:name="_hf6nofye07gt" w:id="0"/>
+      <w:bookmarkStart w:colFirst="0" w:colLast="0" w:name="_sww89kntz6oo" w:id="0"/>
       <w:bookmarkEnd w:id="0"/>
       <w:r>
         <w:rPr>
@@ -66,23 +66,6 @@
         <w:rPr>
           <w:rtl w:val="0"/>
         </w:rPr>
-      </w:r>
-    </w:p>
-    <w:p>
-      <w:pPr>
-        <w:jc w:val="center"/>
-        <w:rPr>
-          <w:b w:val="1"/>
-          <w:bCs w:val="1"/>
-        </w:rPr>
-      </w:pPr>
-      <w:r>
-        <w:rPr>
-          <w:b w:val="1"/>
-          <w:bCs w:val="1"/>
-          <w:rtl w:val="0"/>
-        </w:rPr>
-        <w:t xml:space="preserve">Orientações sobre as Tabulações</w:t>
       </w:r>
     </w:p>
     <w:p>
